--- a/Web/notes/HTML CSS.docx
+++ b/Web/notes/HTML CSS.docx
@@ -3822,7 +3822,7 @@
         <w:jc w:val="left"/>
         <w:rPr/>
       </w:pPr>
-      <w:bookmarkStart w:id="10" w:name="%253Ar0%253A"/>
+      <w:bookmarkStart w:id="10" w:name="%25253Ar0%25253A"/>
       <w:bookmarkEnd w:id="10"/>
       <w:r>
         <w:rPr>
@@ -4130,7 +4130,7 @@
         <w:jc w:val="left"/>
         <w:rPr/>
       </w:pPr>
-      <w:bookmarkStart w:id="11" w:name="%253Ar1%253A"/>
+      <w:bookmarkStart w:id="11" w:name="%25253Ar1%25253A"/>
       <w:bookmarkEnd w:id="11"/>
       <w:r>
         <w:rPr>
@@ -4368,7 +4368,7 @@
         <w:jc w:val="left"/>
         <w:rPr/>
       </w:pPr>
-      <w:bookmarkStart w:id="13" w:name="%253Ar2%253A"/>
+      <w:bookmarkStart w:id="13" w:name="%25253Ar2%25253A"/>
       <w:bookmarkEnd w:id="13"/>
       <w:r>
         <w:rPr>
@@ -4465,7 +4465,7 @@
         <w:jc w:val="left"/>
         <w:rPr/>
       </w:pPr>
-      <w:bookmarkStart w:id="15" w:name="%253Ar3%253A"/>
+      <w:bookmarkStart w:id="15" w:name="%25253Ar3%25253A"/>
       <w:bookmarkEnd w:id="15"/>
       <w:r>
         <w:rPr>
@@ -4632,7 +4632,7 @@
         <w:jc w:val="left"/>
         <w:rPr/>
       </w:pPr>
-      <w:bookmarkStart w:id="16" w:name="%253Ar4%253A"/>
+      <w:bookmarkStart w:id="16" w:name="%25253Ar4%25253A"/>
       <w:bookmarkEnd w:id="16"/>
       <w:r>
         <w:rPr>
@@ -4819,7 +4819,7 @@
         <w:jc w:val="left"/>
         <w:rPr/>
       </w:pPr>
-      <w:bookmarkStart w:id="18" w:name="%253Ar5%253A"/>
+      <w:bookmarkStart w:id="18" w:name="%25253Ar5%25253A"/>
       <w:bookmarkEnd w:id="18"/>
       <w:r>
         <w:rPr>
@@ -4895,7 +4895,7 @@
         <w:jc w:val="left"/>
         <w:rPr/>
       </w:pPr>
-      <w:bookmarkStart w:id="20" w:name="%253Ar6%253A"/>
+      <w:bookmarkStart w:id="20" w:name="%25253Ar6%25253A"/>
       <w:bookmarkEnd w:id="20"/>
       <w:r>
         <w:rPr>
@@ -5119,7 +5119,7 @@
         <w:jc w:val="left"/>
         <w:rPr/>
       </w:pPr>
-      <w:bookmarkStart w:id="21" w:name="%253Ar7%253A"/>
+      <w:bookmarkStart w:id="21" w:name="%25253Ar7%25253A"/>
       <w:bookmarkEnd w:id="21"/>
       <w:r>
         <w:rPr>
@@ -5385,7 +5385,7 @@
         <w:jc w:val="left"/>
         <w:rPr/>
       </w:pPr>
-      <w:bookmarkStart w:id="22" w:name="%253Ar8%253A"/>
+      <w:bookmarkStart w:id="22" w:name="%25253Ar8%25253A"/>
       <w:bookmarkEnd w:id="22"/>
       <w:r>
         <w:rPr>
@@ -5623,7 +5623,7 @@
         <w:jc w:val="left"/>
         <w:rPr/>
       </w:pPr>
-      <w:bookmarkStart w:id="24" w:name="%253Ar9%253A"/>
+      <w:bookmarkStart w:id="24" w:name="%25253Ar9%25253A"/>
       <w:bookmarkEnd w:id="24"/>
       <w:r>
         <w:rPr>
@@ -5796,7 +5796,7 @@
         <w:jc w:val="left"/>
         <w:rPr/>
       </w:pPr>
-      <w:bookmarkStart w:id="25" w:name="%253Ara%253A"/>
+      <w:bookmarkStart w:id="25" w:name="%25253Ara%25253A"/>
       <w:bookmarkEnd w:id="25"/>
       <w:r>
         <w:rPr>
@@ -6155,7 +6155,7 @@
         <w:jc w:val="left"/>
         <w:rPr/>
       </w:pPr>
-      <w:bookmarkStart w:id="26" w:name="%253Arb%253A"/>
+      <w:bookmarkStart w:id="26" w:name="%25253Arb%25253A"/>
       <w:bookmarkEnd w:id="26"/>
       <w:r>
         <w:rPr>
@@ -6604,7 +6604,7 @@
         <w:jc w:val="left"/>
         <w:rPr/>
       </w:pPr>
-      <w:bookmarkStart w:id="27" w:name="%253Arc%253A"/>
+      <w:bookmarkStart w:id="27" w:name="%25253Arc%25253A"/>
       <w:bookmarkEnd w:id="27"/>
       <w:r>
         <w:rPr>
@@ -6897,7 +6897,7 @@
         <w:jc w:val="left"/>
         <w:rPr/>
       </w:pPr>
-      <w:bookmarkStart w:id="28" w:name="%253Ard%253A"/>
+      <w:bookmarkStart w:id="28" w:name="%25253Ard%25253A"/>
       <w:bookmarkEnd w:id="28"/>
       <w:r>
         <w:rPr>
@@ -7362,7 +7362,7 @@
         <w:jc w:val="left"/>
         <w:rPr/>
       </w:pPr>
-      <w:bookmarkStart w:id="29" w:name="%253Are%253A"/>
+      <w:bookmarkStart w:id="29" w:name="%25253Are%25253A"/>
       <w:bookmarkEnd w:id="29"/>
       <w:r>
         <w:rPr>
@@ -7464,7 +7464,7 @@
         <w:jc w:val="left"/>
         <w:rPr/>
       </w:pPr>
-      <w:bookmarkStart w:id="30" w:name="%253Arf%253A"/>
+      <w:bookmarkStart w:id="30" w:name="%25253Arf%25253A"/>
       <w:bookmarkEnd w:id="30"/>
       <w:r>
         <w:rPr>
@@ -7608,7 +7608,7 @@
         <w:jc w:val="left"/>
         <w:rPr/>
       </w:pPr>
-      <w:bookmarkStart w:id="32" w:name="%253Arg%253A"/>
+      <w:bookmarkStart w:id="32" w:name="%25253Arg%25253A"/>
       <w:bookmarkEnd w:id="32"/>
       <w:r>
         <w:rPr>
@@ -7726,7 +7726,7 @@
         <w:jc w:val="left"/>
         <w:rPr/>
       </w:pPr>
-      <w:bookmarkStart w:id="34" w:name="%253Arh%253A"/>
+      <w:bookmarkStart w:id="34" w:name="%25253Arh%25253A"/>
       <w:bookmarkEnd w:id="34"/>
       <w:r>
         <w:rPr>
@@ -7809,7 +7809,7 @@
         <w:jc w:val="left"/>
         <w:rPr/>
       </w:pPr>
-      <w:bookmarkStart w:id="35" w:name="%253Ari%253A"/>
+      <w:bookmarkStart w:id="35" w:name="%25253Ari%25253A"/>
       <w:bookmarkEnd w:id="35"/>
       <w:r>
         <w:rPr>
@@ -7892,7 +7892,7 @@
         <w:jc w:val="left"/>
         <w:rPr/>
       </w:pPr>
-      <w:bookmarkStart w:id="36" w:name="%253Arj%253A"/>
+      <w:bookmarkStart w:id="36" w:name="%25253Arj%25253A"/>
       <w:bookmarkEnd w:id="36"/>
       <w:r>
         <w:rPr>
@@ -7975,7 +7975,7 @@
         <w:jc w:val="left"/>
         <w:rPr/>
       </w:pPr>
-      <w:bookmarkStart w:id="37" w:name="%253Ark%253A"/>
+      <w:bookmarkStart w:id="37" w:name="%25253Ark%25253A"/>
       <w:bookmarkEnd w:id="37"/>
       <w:r>
         <w:rPr>
@@ -8058,7 +8058,7 @@
         <w:jc w:val="left"/>
         <w:rPr/>
       </w:pPr>
-      <w:bookmarkStart w:id="38" w:name="%253Arl%253A"/>
+      <w:bookmarkStart w:id="38" w:name="%25253Arl%25253A"/>
       <w:bookmarkEnd w:id="38"/>
       <w:r>
         <w:rPr>
@@ -8140,7 +8140,7 @@
         <w:jc w:val="left"/>
         <w:rPr/>
       </w:pPr>
-      <w:bookmarkStart w:id="40" w:name="%253Arm%253A"/>
+      <w:bookmarkStart w:id="40" w:name="%25253Arm%25253A"/>
       <w:bookmarkEnd w:id="40"/>
       <w:r>
         <w:rPr>
@@ -8282,7 +8282,7 @@
         <w:jc w:val="left"/>
         <w:rPr/>
       </w:pPr>
-      <w:bookmarkStart w:id="42" w:name="%253Arn%253A"/>
+      <w:bookmarkStart w:id="42" w:name="%25253Arn%25253A"/>
       <w:bookmarkEnd w:id="42"/>
       <w:r>
         <w:rPr>
@@ -8443,7 +8443,7 @@
         <w:jc w:val="left"/>
         <w:rPr/>
       </w:pPr>
-      <w:bookmarkStart w:id="43" w:name="%253Aro%253A"/>
+      <w:bookmarkStart w:id="43" w:name="%25253Aro%25253A"/>
       <w:bookmarkEnd w:id="43"/>
       <w:r>
         <w:rPr>
@@ -8717,7 +8717,7 @@
         <w:jc w:val="left"/>
         <w:rPr/>
       </w:pPr>
-      <w:bookmarkStart w:id="45" w:name="%253Arp%253A"/>
+      <w:bookmarkStart w:id="45" w:name="%25253Arp%25253A"/>
       <w:bookmarkEnd w:id="45"/>
       <w:r>
         <w:rPr>
@@ -8800,7 +8800,7 @@
         <w:jc w:val="left"/>
         <w:rPr/>
       </w:pPr>
-      <w:bookmarkStart w:id="46" w:name="%253Arq%253A"/>
+      <w:bookmarkStart w:id="46" w:name="%25253Arq%25253A"/>
       <w:bookmarkEnd w:id="46"/>
       <w:r>
         <w:rPr>
@@ -8883,7 +8883,7 @@
         <w:jc w:val="left"/>
         <w:rPr/>
       </w:pPr>
-      <w:bookmarkStart w:id="47" w:name="%253Arr%253A"/>
+      <w:bookmarkStart w:id="47" w:name="%25253Arr%25253A"/>
       <w:bookmarkEnd w:id="47"/>
       <w:r>
         <w:rPr>
@@ -8981,7 +8981,7 @@
         <w:jc w:val="left"/>
         <w:rPr/>
       </w:pPr>
-      <w:bookmarkStart w:id="48" w:name="%253Ars%253A"/>
+      <w:bookmarkStart w:id="48" w:name="%25253Ars%25253A"/>
       <w:bookmarkEnd w:id="48"/>
       <w:r>
         <w:rPr>
@@ -9064,7 +9064,7 @@
         <w:jc w:val="left"/>
         <w:rPr/>
       </w:pPr>
-      <w:bookmarkStart w:id="49" w:name="%253Art%253A"/>
+      <w:bookmarkStart w:id="49" w:name="%25253Art%25253A"/>
       <w:bookmarkEnd w:id="49"/>
       <w:r>
         <w:rPr>
@@ -9271,7 +9271,7 @@
         <w:jc w:val="left"/>
         <w:rPr/>
       </w:pPr>
-      <w:bookmarkStart w:id="50" w:name="%253Aru%253A"/>
+      <w:bookmarkStart w:id="50" w:name="%25253Aru%25253A"/>
       <w:bookmarkEnd w:id="50"/>
       <w:r>
         <w:rPr>
@@ -9753,7 +9753,7 @@
         <w:jc w:val="left"/>
         <w:rPr/>
       </w:pPr>
-      <w:bookmarkStart w:id="51" w:name="%253Arv%253A"/>
+      <w:bookmarkStart w:id="51" w:name="%25253Arv%25253A"/>
       <w:bookmarkEnd w:id="51"/>
       <w:r>
         <w:rPr>
@@ -10014,7 +10014,7 @@
         <w:jc w:val="left"/>
         <w:rPr/>
       </w:pPr>
-      <w:bookmarkStart w:id="52" w:name="%253Ar10%253A"/>
+      <w:bookmarkStart w:id="52" w:name="%25253Ar10%25253A"/>
       <w:bookmarkEnd w:id="52"/>
       <w:r>
         <w:rPr>
@@ -10589,7 +10589,7 @@
         <w:jc w:val="left"/>
         <w:rPr/>
       </w:pPr>
-      <w:bookmarkStart w:id="53" w:name="%253Ar11%253A"/>
+      <w:bookmarkStart w:id="53" w:name="%25253Ar11%25253A"/>
       <w:bookmarkEnd w:id="53"/>
       <w:r>
         <w:rPr>
@@ -11360,7 +11360,7 @@
         <w:jc w:val="left"/>
         <w:rPr/>
       </w:pPr>
-      <w:bookmarkStart w:id="54" w:name="%253Ar12%253A"/>
+      <w:bookmarkStart w:id="54" w:name="%25253Ar12%25253A"/>
       <w:bookmarkEnd w:id="54"/>
       <w:r>
         <w:rPr>
@@ -11768,7 +11768,7 @@
         <w:jc w:val="left"/>
         <w:rPr/>
       </w:pPr>
-      <w:bookmarkStart w:id="55" w:name="%253Ar13%253A"/>
+      <w:bookmarkStart w:id="55" w:name="%25253Ar13%25253A"/>
       <w:bookmarkEnd w:id="55"/>
       <w:r>
         <w:rPr>
@@ -12062,7 +12062,7 @@
         <w:jc w:val="left"/>
         <w:rPr/>
       </w:pPr>
-      <w:bookmarkStart w:id="56" w:name="%253Ar14%253A"/>
+      <w:bookmarkStart w:id="56" w:name="%25253Ar14%25253A"/>
       <w:bookmarkEnd w:id="56"/>
       <w:r>
         <w:rPr>
@@ -12092,7 +12092,7 @@
         <w:jc w:val="left"/>
         <w:rPr/>
       </w:pPr>
-      <w:bookmarkStart w:id="57" w:name="%253Ar15%253A"/>
+      <w:bookmarkStart w:id="57" w:name="%25253Ar15%25253A"/>
       <w:bookmarkEnd w:id="57"/>
       <w:r>
         <w:rPr>
@@ -12526,7 +12526,7 @@
         <w:jc w:val="left"/>
         <w:rPr/>
       </w:pPr>
-      <w:bookmarkStart w:id="58" w:name="%253Ar16%253A"/>
+      <w:bookmarkStart w:id="58" w:name="%25253Ar16%25253A"/>
       <w:bookmarkEnd w:id="58"/>
       <w:r>
         <w:rPr>
@@ -12635,7 +12635,7 @@
         <w:jc w:val="left"/>
         <w:rPr/>
       </w:pPr>
-      <w:bookmarkStart w:id="59" w:name="%253Ar17%253A"/>
+      <w:bookmarkStart w:id="59" w:name="%25253Ar17%25253A"/>
       <w:bookmarkEnd w:id="59"/>
       <w:r>
         <w:rPr>
@@ -12822,7 +12822,7 @@
         <w:jc w:val="left"/>
         <w:rPr/>
       </w:pPr>
-      <w:bookmarkStart w:id="60" w:name="%253Ar18%253A"/>
+      <w:bookmarkStart w:id="60" w:name="%25253Ar18%25253A"/>
       <w:bookmarkEnd w:id="60"/>
       <w:r>
         <w:rPr>
@@ -13516,7 +13516,7 @@
         <w:jc w:val="left"/>
         <w:rPr/>
       </w:pPr>
-      <w:bookmarkStart w:id="62" w:name="%253Ar19%253A"/>
+      <w:bookmarkStart w:id="62" w:name="%25253Ar19%25253A"/>
       <w:bookmarkEnd w:id="62"/>
       <w:r>
         <w:rPr>
@@ -13998,7 +13998,7 @@
         <w:jc w:val="left"/>
         <w:rPr/>
       </w:pPr>
-      <w:bookmarkStart w:id="64" w:name="%253Ar1a%253A"/>
+      <w:bookmarkStart w:id="64" w:name="%25253Ar1a%25253A"/>
       <w:bookmarkEnd w:id="64"/>
       <w:r>
         <w:rPr>
@@ -14374,7 +14374,7 @@
         <w:jc w:val="left"/>
         <w:rPr/>
       </w:pPr>
-      <w:bookmarkStart w:id="66" w:name="%253Ar1b%253A"/>
+      <w:bookmarkStart w:id="66" w:name="%25253Ar1b%25253A"/>
       <w:bookmarkEnd w:id="66"/>
       <w:r>
         <w:rPr>
@@ -14823,7 +14823,7 @@
         <w:jc w:val="left"/>
         <w:rPr/>
       </w:pPr>
-      <w:bookmarkStart w:id="68" w:name="%253Ar1c%253A"/>
+      <w:bookmarkStart w:id="68" w:name="%25253Ar1c%25253A"/>
       <w:bookmarkEnd w:id="68"/>
       <w:r>
         <w:rPr>
@@ -15272,7 +15272,7 @@
         <w:jc w:val="left"/>
         <w:rPr/>
       </w:pPr>
-      <w:bookmarkStart w:id="70" w:name="%253Ar1d%253A"/>
+      <w:bookmarkStart w:id="70" w:name="%25253Ar1d%25253A"/>
       <w:bookmarkEnd w:id="70"/>
       <w:r>
         <w:rPr>
@@ -15683,7 +15683,7 @@
         <w:jc w:val="left"/>
         <w:rPr/>
       </w:pPr>
-      <w:bookmarkStart w:id="72" w:name="%253Ar1e%253A"/>
+      <w:bookmarkStart w:id="72" w:name="%25253Ar1e%25253A"/>
       <w:bookmarkEnd w:id="72"/>
       <w:r>
         <w:rPr>
@@ -15841,7 +15841,7 @@
         <w:jc w:val="left"/>
         <w:rPr/>
       </w:pPr>
-      <w:bookmarkStart w:id="74" w:name="%253Ar1f%253A"/>
+      <w:bookmarkStart w:id="74" w:name="%25253Ar1f%25253A"/>
       <w:bookmarkEnd w:id="74"/>
       <w:r>
         <w:rPr>
@@ -16019,7 +16019,7 @@
         <w:jc w:val="left"/>
         <w:rPr/>
       </w:pPr>
-      <w:bookmarkStart w:id="76" w:name="%253Ar1g%253A"/>
+      <w:bookmarkStart w:id="76" w:name="%25253Ar1g%25253A"/>
       <w:bookmarkEnd w:id="76"/>
       <w:r>
         <w:rPr>
@@ -16177,7 +16177,7 @@
         <w:jc w:val="left"/>
         <w:rPr/>
       </w:pPr>
-      <w:bookmarkStart w:id="78" w:name="%253Ar1h%253A"/>
+      <w:bookmarkStart w:id="78" w:name="%25253Ar1h%25253A"/>
       <w:bookmarkEnd w:id="78"/>
       <w:r>
         <w:rPr>
@@ -16433,7 +16433,7 @@
         <w:jc w:val="left"/>
         <w:rPr/>
       </w:pPr>
-      <w:bookmarkStart w:id="80" w:name="%253Ar1i%253A"/>
+      <w:bookmarkStart w:id="80" w:name="%25253Ar1i%25253A"/>
       <w:bookmarkEnd w:id="80"/>
       <w:r>
         <w:rPr>
@@ -16549,7 +16549,7 @@
         <w:jc w:val="left"/>
         <w:rPr/>
       </w:pPr>
-      <w:bookmarkStart w:id="82" w:name="%253Ar1j%253A"/>
+      <w:bookmarkStart w:id="82" w:name="%25253Ar1j%25253A"/>
       <w:bookmarkEnd w:id="82"/>
       <w:r>
         <w:rPr>
@@ -16695,7 +16695,7 @@
         <w:jc w:val="left"/>
         <w:rPr/>
       </w:pPr>
-      <w:bookmarkStart w:id="85" w:name="%253Ar1k%253A"/>
+      <w:bookmarkStart w:id="85" w:name="%25253Ar1k%25253A"/>
       <w:bookmarkEnd w:id="85"/>
       <w:r>
         <w:rPr>
@@ -16810,7 +16810,7 @@
         <w:jc w:val="left"/>
         <w:rPr/>
       </w:pPr>
-      <w:bookmarkStart w:id="88" w:name="%253Ar1l%253A"/>
+      <w:bookmarkStart w:id="88" w:name="%25253Ar1l%25253A"/>
       <w:bookmarkEnd w:id="88"/>
       <w:r>
         <w:rPr>
@@ -17030,7 +17030,7 @@
         <w:jc w:val="left"/>
         <w:rPr/>
       </w:pPr>
-      <w:bookmarkStart w:id="91" w:name="%253Ar1m%253A"/>
+      <w:bookmarkStart w:id="91" w:name="%25253Ar1m%25253A"/>
       <w:bookmarkEnd w:id="91"/>
       <w:r>
         <w:rPr>
@@ -17223,7 +17223,7 @@
         <w:jc w:val="left"/>
         <w:rPr/>
       </w:pPr>
-      <w:bookmarkStart w:id="94" w:name="%253Ar1n%253A"/>
+      <w:bookmarkStart w:id="94" w:name="%25253Ar1n%25253A"/>
       <w:bookmarkEnd w:id="94"/>
       <w:r>
         <w:rPr>
@@ -17568,7 +17568,7 @@
         <w:jc w:val="left"/>
         <w:rPr/>
       </w:pPr>
-      <w:bookmarkStart w:id="97" w:name="%253Ar1o%253A"/>
+      <w:bookmarkStart w:id="97" w:name="%25253Ar1o%25253A"/>
       <w:bookmarkEnd w:id="97"/>
       <w:r>
         <w:rPr>
@@ -17712,7 +17712,7 @@
         <w:jc w:val="left"/>
         <w:rPr/>
       </w:pPr>
-      <w:bookmarkStart w:id="100" w:name="%253Ar1p%253A"/>
+      <w:bookmarkStart w:id="100" w:name="%25253Ar1p%25253A"/>
       <w:bookmarkEnd w:id="100"/>
       <w:r>
         <w:rPr>
@@ -18111,7 +18111,7 @@
         <w:jc w:val="left"/>
         <w:rPr/>
       </w:pPr>
-      <w:bookmarkStart w:id="104" w:name="%253Ar1q%253A"/>
+      <w:bookmarkStart w:id="104" w:name="%25253Ar1q%25253A"/>
       <w:bookmarkEnd w:id="104"/>
       <w:r>
         <w:rPr>
@@ -18255,7 +18255,7 @@
         <w:jc w:val="left"/>
         <w:rPr/>
       </w:pPr>
-      <w:bookmarkStart w:id="106" w:name="%253Ar1r%253A"/>
+      <w:bookmarkStart w:id="106" w:name="%25253Ar1r%25253A"/>
       <w:bookmarkEnd w:id="106"/>
       <w:r>
         <w:rPr>
@@ -18476,7 +18476,7 @@
         <w:jc w:val="left"/>
         <w:rPr/>
       </w:pPr>
-      <w:bookmarkStart w:id="108" w:name="%253Ar1s%253A"/>
+      <w:bookmarkStart w:id="108" w:name="%25253Ar1s%25253A"/>
       <w:bookmarkEnd w:id="108"/>
       <w:r>
         <w:rPr>
@@ -18586,7 +18586,7 @@
         <w:jc w:val="left"/>
         <w:rPr/>
       </w:pPr>
-      <w:bookmarkStart w:id="109" w:name="%253Ar1t%253A"/>
+      <w:bookmarkStart w:id="109" w:name="%25253Ar1t%25253A"/>
       <w:bookmarkEnd w:id="109"/>
       <w:r>
         <w:rPr>
@@ -18673,7 +18673,7 @@
         <w:jc w:val="left"/>
         <w:rPr/>
       </w:pPr>
-      <w:bookmarkStart w:id="110" w:name="%253Ar1u%253A"/>
+      <w:bookmarkStart w:id="110" w:name="%25253Ar1u%25253A"/>
       <w:bookmarkEnd w:id="110"/>
       <w:r>
         <w:rPr>
@@ -19008,7 +19008,7 @@
         <w:jc w:val="left"/>
         <w:rPr/>
       </w:pPr>
-      <w:bookmarkStart w:id="111" w:name="%253Ar1v%253A"/>
+      <w:bookmarkStart w:id="111" w:name="%25253Ar1v%25253A"/>
       <w:bookmarkEnd w:id="111"/>
       <w:r>
         <w:rPr>
@@ -19221,7 +19221,7 @@
         <w:jc w:val="left"/>
         <w:rPr/>
       </w:pPr>
-      <w:bookmarkStart w:id="112" w:name="%253Ar20%253A"/>
+      <w:bookmarkStart w:id="112" w:name="%25253Ar20%25253A"/>
       <w:bookmarkEnd w:id="112"/>
       <w:r>
         <w:rPr>
@@ -19565,7 +19565,7 @@
         <w:jc w:val="left"/>
         <w:rPr/>
       </w:pPr>
-      <w:bookmarkStart w:id="113" w:name="%253Ar21%253A"/>
+      <w:bookmarkStart w:id="113" w:name="%25253Ar21%25253A"/>
       <w:bookmarkEnd w:id="113"/>
       <w:r>
         <w:rPr>
@@ -20259,7 +20259,7 @@
         <w:rPr/>
         <w:drawing>
           <wp:inline distT="0" distB="0" distL="0" distR="0">
-            <wp:extent cx="7620000" cy="3286125"/>
+            <wp:extent cx="6209665" cy="3286125"/>
             <wp:effectExtent l="0" t="0" r="0" b="0"/>
             <wp:docPr id="7" name="Image7" descr=""/>
             <wp:cNvGraphicFramePr>
@@ -20283,7 +20283,7 @@
                   <pic:spPr bwMode="auto">
                     <a:xfrm>
                       <a:off x="0" y="0"/>
-                      <a:ext cx="7620000" cy="3286125"/>
+                      <a:ext cx="6209665" cy="3286125"/>
                     </a:xfrm>
                     <a:prstGeom prst="rect">
                       <a:avLst/>
@@ -20321,7 +20321,7 @@
         <w:rPr/>
         <w:drawing>
           <wp:inline distT="0" distB="0" distL="0" distR="0">
-            <wp:extent cx="7620000" cy="3286125"/>
+            <wp:extent cx="6285865" cy="3286125"/>
             <wp:effectExtent l="0" t="0" r="0" b="0"/>
             <wp:docPr id="8" name="Image8" descr=""/>
             <wp:cNvGraphicFramePr>
@@ -20345,7 +20345,7 @@
                   <pic:spPr bwMode="auto">
                     <a:xfrm>
                       <a:off x="0" y="0"/>
-                      <a:ext cx="7620000" cy="3286125"/>
+                      <a:ext cx="6285865" cy="3286125"/>
                     </a:xfrm>
                     <a:prstGeom prst="rect">
                       <a:avLst/>
@@ -21128,7 +21128,7 @@
         <w:jc w:val="left"/>
         <w:rPr/>
       </w:pPr>
-      <w:bookmarkStart w:id="123" w:name="%253Ar22%253A"/>
+      <w:bookmarkStart w:id="123" w:name="%25253Ar22%25253A"/>
       <w:bookmarkEnd w:id="123"/>
       <w:r>
         <w:rPr>
@@ -21268,7 +21268,7 @@
         <w:jc w:val="left"/>
         <w:rPr/>
       </w:pPr>
-      <w:bookmarkStart w:id="124" w:name="%253Ar23%253A"/>
+      <w:bookmarkStart w:id="124" w:name="%25253Ar23%25253A"/>
       <w:bookmarkEnd w:id="124"/>
       <w:r>
         <w:rPr>
@@ -21450,7 +21450,7 @@
         <w:jc w:val="left"/>
         <w:rPr/>
       </w:pPr>
-      <w:bookmarkStart w:id="125" w:name="%253Ar24%253A"/>
+      <w:bookmarkStart w:id="125" w:name="%25253Ar24%25253A"/>
       <w:bookmarkEnd w:id="125"/>
       <w:r>
         <w:rPr>
@@ -21632,7 +21632,7 @@
         <w:jc w:val="left"/>
         <w:rPr/>
       </w:pPr>
-      <w:bookmarkStart w:id="126" w:name="%253Ar25%253A"/>
+      <w:bookmarkStart w:id="126" w:name="%25253Ar25%25253A"/>
       <w:bookmarkEnd w:id="126"/>
       <w:r>
         <w:rPr>
